--- a/module-8/Alexander - Module 8.2 Assignment.docx
+++ b/module-8/Alexander - Module 8.2 Assignment.docx
@@ -263,6 +263,58 @@
       </w:pPr>
       <w:r>
         <w:rPr>
+          <w:sz w:val="28"/>
+          <w:szCs w:val="28"/>
+        </w:rPr>
+        <w:lastRenderedPageBreak/>
+        <w:drawing>
+          <wp:inline distT="0" distB="0" distL="0" distR="0" wp14:anchorId="2E8F37DD" wp14:editId="475EE8C9">
+            <wp:extent cx="1931670" cy="8229600"/>
+            <wp:effectExtent l="0" t="0" r="0" b="0"/>
+            <wp:docPr id="605808861" name="Picture 1"/>
+            <wp:cNvGraphicFramePr>
+              <a:graphicFrameLocks xmlns:a="http://schemas.openxmlformats.org/drawingml/2006/main" noChangeAspect="1"/>
+            </wp:cNvGraphicFramePr>
+            <a:graphic xmlns:a="http://schemas.openxmlformats.org/drawingml/2006/main">
+              <a:graphicData uri="http://schemas.openxmlformats.org/drawingml/2006/picture">
+                <pic:pic xmlns:pic="http://schemas.openxmlformats.org/drawingml/2006/picture">
+                  <pic:nvPicPr>
+                    <pic:cNvPr id="605808861" name=""/>
+                    <pic:cNvPicPr/>
+                  </pic:nvPicPr>
+                  <pic:blipFill>
+                    <a:blip r:embed="rId8"/>
+                    <a:stretch>
+                      <a:fillRect/>
+                    </a:stretch>
+                  </pic:blipFill>
+                  <pic:spPr>
+                    <a:xfrm>
+                      <a:off x="0" y="0"/>
+                      <a:ext cx="1931670" cy="8229600"/>
+                    </a:xfrm>
+                    <a:prstGeom prst="rect">
+                      <a:avLst/>
+                    </a:prstGeom>
+                  </pic:spPr>
+                </pic:pic>
+              </a:graphicData>
+            </a:graphic>
+          </wp:inline>
+        </w:drawing>
+      </w:r>
+    </w:p>
+    <w:p>
+      <w:pPr>
+        <w:pStyle w:val="NormalWeb"/>
+        <w:rPr>
+          <w:sz w:val="28"/>
+          <w:szCs w:val="28"/>
+        </w:rPr>
+      </w:pPr>
+      <w:r>
+        <w:rPr>
+          <w:noProof/>
           <w:sz w:val="28"/>
           <w:szCs w:val="28"/>
         </w:rPr>
@@ -283,7 +335,7 @@
                     <pic:cNvPicPr/>
                   </pic:nvPicPr>
                   <pic:blipFill>
-                    <a:blip r:embed="rId8"/>
+                    <a:blip r:embed="rId9"/>
                     <a:stretch>
                       <a:fillRect/>
                     </a:stretch>
@@ -330,6 +382,7 @@
       </w:pPr>
       <w:r>
         <w:rPr>
+          <w:noProof/>
           <w:sz w:val="28"/>
           <w:szCs w:val="28"/>
         </w:rPr>
@@ -349,7 +402,7 @@
                     <pic:cNvPicPr/>
                   </pic:nvPicPr>
                   <pic:blipFill>
-                    <a:blip r:embed="rId9"/>
+                    <a:blip r:embed="rId10"/>
                     <a:stretch>
                       <a:fillRect/>
                     </a:stretch>
@@ -1124,9 +1177,9 @@
       </w:r>
     </w:p>
     <w:sectPr>
-      <w:headerReference w:type="even" r:id="rId10"/>
-      <w:headerReference w:type="default" r:id="rId11"/>
-      <w:headerReference w:type="first" r:id="rId12"/>
+      <w:headerReference w:type="even" r:id="rId11"/>
+      <w:headerReference w:type="default" r:id="rId12"/>
+      <w:headerReference w:type="first" r:id="rId13"/>
       <w:pgSz w:w="12240" w:h="15840"/>
       <w:pgMar w:top="1440" w:right="1440" w:bottom="1440" w:left="1440" w:header="720" w:footer="720" w:gutter="0"/>
       <w:cols w:space="720"/>
